--- a/lessons/5-6-group1/homework.docx
+++ b/lessons/5-6-group1/homework.docx
@@ -164,7 +164,7 @@
         <w:t xml:space="preserve">Surface Area Using Nets (Área de superficie usando redes)</w:t>
       </w:r>
       <w:r>
-        <w:t xml:space="preserve"> — The total area of every face of a three-dimensional figure, found by adding the faces shown in its net. Formula: SA = the sum of the areas of all the faces.</w:t>
+        <w:t xml:space="preserve"> — The total area of all the faces of a solid. A net unfolds the solid flat so you can see every face and add their areas.</w:t>
       </w:r>
     </w:p>
     <w:p>
